--- a/Ops/R21/PROJECT360-R21-TEST-RC-MULTIROLE-UAT-EVIDENCE-AR.docx
+++ b/Ops/R21/PROJECT360-R21-TEST-RC-MULTIROLE-UAT-EVIDENCE-AR.docx
@@ -1018,7 +1018,40 @@
           <w:szCs w:val="22"/>
           <w:rtl/>
         </w:rPr>
-        <w:t xml:space="preserve">RC: نشر PASS · هجرات 42 (الرأس AddProjectExecutionUpdateProposals) · صحّة 200 · UAT متعدّد الأدوار PASS (16 مدخلًا مصوّرًا · 15 صورة فريدة) ⟹ RC_TECHNICAL_CLOSURE = YES.</w:t>
+        <w:t xml:space="preserve">RC: نشر PASS · هجرات 42 (الرأس AddProjectExecutionUpdateProposals) · صحّة 200 · UAT متعدّد الأدوار PASS (16 صورة فريدة بعد إغلاق v2) ⟹ RC_TECHNICAL_CLOSURE = YES.</w:t>
+      </w:r>
+    </w:p>
+    <w:p>
+      <w:pPr>
+        <w:bidi/>
+        <w:spacing w:after="120" w:before="0"/>
+        <w:jc w:val="right"/>
+      </w:pPr>
+      <w:r>
+        <w:rPr>
+          <w:rFonts w:ascii="Arial" w:cs="Arial" w:eastAsia="Arial" w:hAnsi="Arial"/>
+          <w:b w:val="false"/>
+          <w:bCs w:val="false"/>
+          <w:i w:val="false"/>
+          <w:iCs w:val="false"/>
+          <w:sz w:val="22"/>
+          <w:szCs w:val="22"/>
+          <w:rtl/>
+        </w:rPr>
+        <w:t xml:space="preserve">• </w:t>
+      </w:r>
+      <w:r>
+        <w:rPr>
+          <w:rFonts w:ascii="Arial" w:cs="Arial" w:eastAsia="Arial" w:hAnsi="Arial"/>
+          <w:b w:val="false"/>
+          <w:bCs w:val="false"/>
+          <w:i w:val="false"/>
+          <w:iCs w:val="false"/>
+          <w:sz w:val="22"/>
+          <w:szCs w:val="22"/>
+          <w:rtl/>
+        </w:rPr>
+        <w:t xml:space="preserve">إغلاق دقيق v2 (23 أغسطس، بلا إعادة نشر منتج): استُبدِلت لقطتا fig-rc-003 (سبينر) وfig-rc-006 (مكرّر) بلقطتَي الحالة النهائيّة الحقيقيّتين ⟹ OUT_OF_SCOPE_VISUAL_EVIDENCE=FULL · REJECTED_VISUAL_EVIDENCE=FULL · DUPLICATE_SCREENSHOTS=0 · وعُطِّل المدير المؤقّت TEMP_ADMIN_DEACTIVATED=YES.</w:t>
       </w:r>
     </w:p>
     <w:p>
@@ -5815,7 +5848,7 @@
                 <w:szCs w:val="18"/>
                 <w:rtl/>
               </w:rPr>
-              <w:t xml:space="preserve">fig-rc-003 (سبينر فقط)</w:t>
+              <w:t xml:space="preserve">fig-rc-003-v2 (الرسالة النهائيّة)</w:t>
             </w:r>
           </w:p>
         </w:tc>
@@ -5871,7 +5904,7 @@
                 <w:szCs w:val="18"/>
                 <w:rtl/>
               </w:rPr>
-              <w:t xml:space="preserve">PARTIAL</w:t>
+              <w:t xml:space="preserve">FULL</w:t>
             </w:r>
           </w:p>
         </w:tc>
@@ -5929,7 +5962,7 @@
                 <w:szCs w:val="18"/>
                 <w:rtl/>
               </w:rPr>
-              <w:t xml:space="preserve">fig-rc-004/005/007/015 (006 مكرّر لـ005)</w:t>
+              <w:t xml:space="preserve">fig-rc-004/005/006-v2/007/015</w:t>
             </w:r>
           </w:p>
         </w:tc>
@@ -5985,7 +6018,7 @@
                 <w:szCs w:val="18"/>
                 <w:rtl/>
               </w:rPr>
-              <w:t xml:space="preserve">FULL (حالة «مرفوض» بلا لقطة مستقلّة)</w:t>
+              <w:t xml:space="preserve">FULL (حالة «مرفوض» بلقطة مستقلّة)</w:t>
             </w:r>
           </w:p>
         </w:tc>
@@ -7018,7 +7051,7 @@
           <w:szCs w:val="22"/>
           <w:rtl/>
         </w:rPr>
-        <w:t xml:space="preserve">استُعيدت القيم المرجعيّة: A=50/InProgress · B=25/NotStarted · تقدّم المشروع=40.0 (restored_ok=true).</w:t>
+        <w:t xml:space="preserve">القيم المرجعيّة ثابتة (مقيسة بقراءة فقط 23 أغسطس): A=50/InProgress · B=25/NotStarted · تقدّم المشروع=40.0 — الرفض عبر الواجهة لم يغيّرها.</w:t>
       </w:r>
     </w:p>
     <w:p>
@@ -7051,7 +7084,7 @@
           <w:szCs w:val="22"/>
           <w:rtl/>
         </w:rPr>
-        <w:t xml:space="preserve">السجلّات الملحقيّة محفوظة عمدًا (لا حذف — R2.1 §5): اقتراحات التنفيذ = 14 · audit_logs = 721 (مقيسة بقراءة فقط 23 أغسطس).</w:t>
+        <w:t xml:space="preserve">السجلّات الملحقيّة محفوظة عمدًا (لا حذف — R2.1 §5): اقتراحات التنفيذ = 15 (نمَت بالاقتراح المُعزَّل المرفوض، لم تنقص) · audit_logs = 723 (نمَت، لم تنقص).</w:t>
       </w:r>
     </w:p>
     <w:p>
@@ -7084,7 +7117,40 @@
           <w:szCs w:val="22"/>
           <w:rtl/>
         </w:rPr>
-        <w:t xml:space="preserve">حسابات UAT الاثنا عشر: IsActive=false (12/12، مقيسة) + كلمات مرور عشوائيّة غير محفوظة ⟹ تسجيل الدخول = 401 للجميع.</w:t>
+        <w:t xml:space="preserve">حسابات UAT الاثنا عشر: IsActive=false (12/12، مقيسة) + كلمات مرور عشوائيّة غير محفوظة ⟹ تسجيل الدخول = 401 للجميع (شمل ذلك الحسابات الثلاثة التي فُعِّلت مؤقّتًا لالتقاط اللقطتين ثمّ أُعيد تعطيلها).</w:t>
+      </w:r>
+    </w:p>
+    <w:p>
+      <w:pPr>
+        <w:bidi/>
+        <w:spacing w:after="120" w:before="0"/>
+        <w:jc w:val="right"/>
+      </w:pPr>
+      <w:r>
+        <w:rPr>
+          <w:rFonts w:ascii="Arial" w:cs="Arial" w:eastAsia="Arial" w:hAnsi="Arial"/>
+          <w:b w:val="false"/>
+          <w:bCs w:val="false"/>
+          <w:i w:val="false"/>
+          <w:iCs w:val="false"/>
+          <w:sz w:val="22"/>
+          <w:szCs w:val="22"/>
+          <w:rtl/>
+        </w:rPr>
+        <w:t xml:space="preserve">• </w:t>
+      </w:r>
+      <w:r>
+        <w:rPr>
+          <w:rFonts w:ascii="Arial" w:cs="Arial" w:eastAsia="Arial" w:hAnsi="Arial"/>
+          <w:b w:val="false"/>
+          <w:bCs w:val="false"/>
+          <w:i w:val="false"/>
+          <w:iCs w:val="false"/>
+          <w:sz w:val="22"/>
+          <w:szCs w:val="22"/>
+          <w:rtl/>
+        </w:rPr>
+        <w:t xml:space="preserve">رموز التجديد لكلّ الحسابات المؤقّتة = 0 (حُذفت داخل معاملة محروسة؛ رموز الحسابات الحقيقيّة لم تُمسّ).</w:t>
       </w:r>
     </w:p>
     <w:p>
@@ -7104,7 +7170,7 @@
           <w:szCs w:val="22"/>
           <w:rtl/>
         </w:rPr>
-        <w:t xml:space="preserve">المدير المؤقّت — صياغة دقيقة مقيسة: </w:t>
+        <w:t xml:space="preserve">المدير المؤقّت uat-rc-admin@rc.local — الحالة النهائيّة المقيسة: </w:t>
       </w:r>
       <w:r>
         <w:rPr>
@@ -7117,8 +7183,131 @@
           <w:szCs w:val="22"/>
           <w:rtl/>
         </w:rPr>
-        <w:t xml:space="preserve">TEMP_ADMIN_LOGIN_REVOKED=YES · TEMP_ADMIN_PASSWORD_RESET_TO_UNSAVED_RANDOM=YES · TEMP_ADMIN_OLD_PASSWORD_REJECTED=YES · </w:t>
-      </w:r>
+        <w:t xml:space="preserve">TEMP_ADMIN_DEACTIVATED=YES (IsActive=false عبر معاملة قاعدة بيانات محروسة استهدفت حصرًا حسابات @rc.local/@rc-uat.local المؤقّتة) · كلمة المرور صُفِّرت لقيمة عشوائيّة غير محفوظة · رموز التجديد = 0 · الدخول بالكلمة القديمة = 401. حارس العدّ محقَّق: 3 مديرين حقيقيّين نشطون باقون (لم يُمسّ أيّ حساب حقيقيّ).</w:t>
+      </w:r>
+    </w:p>
+    <w:p>
+      <w:pPr>
+        <w:bidi/>
+        <w:spacing w:after="120" w:before="0"/>
+        <w:jc w:val="right"/>
+      </w:pPr>
+      <w:r>
+        <w:rPr>
+          <w:rFonts w:ascii="Arial" w:cs="Arial" w:eastAsia="Arial" w:hAnsi="Arial"/>
+          <w:b w:val="false"/>
+          <w:bCs w:val="false"/>
+          <w:i w:val="false"/>
+          <w:iCs w:val="false"/>
+          <w:sz w:val="22"/>
+          <w:szCs w:val="22"/>
+          <w:rtl/>
+        </w:rPr>
+        <w:t xml:space="preserve">• </w:t>
+      </w:r>
+      <w:r>
+        <w:rPr>
+          <w:rFonts w:ascii="Arial" w:cs="Arial" w:eastAsia="Arial" w:hAnsi="Arial"/>
+          <w:b w:val="false"/>
+          <w:bCs w:val="false"/>
+          <w:i w:val="false"/>
+          <w:iCs w:val="false"/>
+          <w:sz w:val="22"/>
+          <w:szCs w:val="22"/>
+          <w:rtl/>
+        </w:rPr>
+        <w:t xml:space="preserve">حساب التنظيف: لم يُنشأ مدير تنظيف جديد (اعتُمد مسار قاعدة البيانات المباشر) ⟹ CLEANUP_ADMIN_IS_ACTIVE = NO (غير موجود).</w:t>
+      </w:r>
+    </w:p>
+    <w:p>
+      <w:pPr>
+        <w:bidi/>
+        <w:spacing w:after="120" w:before="0"/>
+        <w:jc w:val="right"/>
+      </w:pPr>
+      <w:r>
+        <w:rPr>
+          <w:rFonts w:ascii="Arial" w:cs="Arial" w:eastAsia="Arial" w:hAnsi="Arial"/>
+          <w:b w:val="false"/>
+          <w:bCs w:val="false"/>
+          <w:i w:val="false"/>
+          <w:iCs w:val="false"/>
+          <w:sz w:val="22"/>
+          <w:szCs w:val="22"/>
+          <w:rtl/>
+        </w:rPr>
+        <w:t xml:space="preserve">• </w:t>
+      </w:r>
+      <w:r>
+        <w:rPr>
+          <w:rFonts w:ascii="Arial" w:cs="Arial" w:eastAsia="Arial" w:hAnsi="Arial"/>
+          <w:b w:val="false"/>
+          <w:bCs w:val="false"/>
+          <w:i w:val="false"/>
+          <w:iCs w:val="false"/>
+          <w:sz w:val="22"/>
+          <w:szCs w:val="22"/>
+          <w:rtl/>
+        </w:rPr>
+        <w:t xml:space="preserve">التنظيف الأمنيّ: shred -u على ملفّات الأسرار المؤقّتة المحلّيّة (mc-pw · mc-activate.sql · mc-cleanup.sql) وعلى ملفّات SQL المؤقّتة على الخادم — أُزيلت. لم يُطبع أيّ سرّ. الخدمة نشطة والصحّة 200 وNRestarts=0.</w:t>
+      </w:r>
+    </w:p>
+    <w:p>
+      <w:pPr>
+        <w:bidi/>
+        <w:spacing w:after="120" w:before="0"/>
+        <w:jc w:val="right"/>
+      </w:pPr>
+      <w:r>
+        <w:rPr>
+          <w:rFonts w:ascii="Arial" w:cs="Arial" w:eastAsia="Arial" w:hAnsi="Arial"/>
+          <w:b w:val="false"/>
+          <w:bCs w:val="false"/>
+          <w:i w:val="false"/>
+          <w:iCs w:val="false"/>
+          <w:sz w:val="22"/>
+          <w:szCs w:val="22"/>
+          <w:rtl/>
+        </w:rPr>
+        <w:t xml:space="preserve">• </w:t>
+      </w:r>
+      <w:r>
+        <w:rPr>
+          <w:rFonts w:ascii="Arial" w:cs="Arial" w:eastAsia="Arial" w:hAnsi="Arial"/>
+          <w:b w:val="false"/>
+          <w:bCs w:val="false"/>
+          <w:i w:val="false"/>
+          <w:iCs w:val="false"/>
+          <w:sz w:val="22"/>
+          <w:szCs w:val="22"/>
+          <w:rtl/>
+        </w:rPr>
+        <w:t xml:space="preserve">لا إعادة نشر للمنتج ولا تغيير هجرات: RC_PRODUCT_REDEPLOYED=NO · RC_MIGRATIONS_CHANGED=NO.</w:t>
+      </w:r>
+    </w:p>
+    <w:p>
+      <w:pPr>
+        <w:pStyle w:val="Heading2"/>
+        <w:bidi/>
+        <w:spacing w:after="100" w:before="180"/>
+        <w:jc w:val="right"/>
+      </w:pPr>
+      <w:r>
+        <w:rPr>
+          <w:rFonts w:ascii="Arial" w:cs="Arial" w:eastAsia="Arial" w:hAnsi="Arial"/>
+          <w:b/>
+          <w:bCs/>
+          <w:rtl/>
+        </w:rPr>
+        <w:t xml:space="preserve">حكم إغلاق RC</w:t>
+      </w:r>
+    </w:p>
+    <w:p>
+      <w:pPr>
+        <w:bidi/>
+        <w:spacing w:after="120" w:before="0"/>
+        <w:jc w:val="right"/>
+      </w:pPr>
       <w:r>
         <w:rPr>
           <w:rFonts w:ascii="Arial" w:cs="Arial" w:eastAsia="Arial" w:hAnsi="Arial"/>
@@ -7130,86 +7319,7 @@
           <w:szCs w:val="22"/>
           <w:rtl/>
         </w:rPr>
-        <w:t xml:space="preserve">TEMP_ADMIN_DEACTIVATED=NO (مقيس IsActive=true) </w:t>
-      </w:r>
-      <w:r>
-        <w:rPr>
-          <w:rFonts w:ascii="Arial" w:cs="Arial" w:eastAsia="Arial" w:hAnsi="Arial"/>
-          <w:b w:val="false"/>
-          <w:bCs w:val="false"/>
-          <w:i w:val="false"/>
-          <w:iCs w:val="false"/>
-          <w:sz w:val="22"/>
-          <w:szCs w:val="22"/>
-          <w:rtl/>
-        </w:rPr>
-        <w:t xml:space="preserve">— حرّاس الخدمة يمنعان التعطيل/الحذف الذاتيّ وتعطيل آخر مدير نشط؛ الحساب باقٍ بلا كلمة مرور معلومة وبلا رموز تجديد نشطة.</w:t>
-      </w:r>
-    </w:p>
-    <w:p>
-      <w:pPr>
-        <w:bidi/>
-        <w:spacing w:after="120" w:before="0"/>
-        <w:jc w:val="right"/>
-      </w:pPr>
-      <w:r>
-        <w:rPr>
-          <w:rFonts w:ascii="Arial" w:cs="Arial" w:eastAsia="Arial" w:hAnsi="Arial"/>
-          <w:b w:val="false"/>
-          <w:bCs w:val="false"/>
-          <w:i w:val="false"/>
-          <w:iCs w:val="false"/>
-          <w:sz w:val="22"/>
-          <w:szCs w:val="22"/>
-          <w:rtl/>
-        </w:rPr>
-        <w:t xml:space="preserve">• </w:t>
-      </w:r>
-      <w:r>
-        <w:rPr>
-          <w:rFonts w:ascii="Arial" w:cs="Arial" w:eastAsia="Arial" w:hAnsi="Arial"/>
-          <w:b w:val="false"/>
-          <w:bCs w:val="false"/>
-          <w:i w:val="false"/>
-          <w:iCs w:val="false"/>
-          <w:sz w:val="22"/>
-          <w:szCs w:val="22"/>
-          <w:rtl/>
-        </w:rPr>
-        <w:t xml:space="preserve">التنظيف الأمنيّ: shred -u -z على الملفّات المؤقّتة الثلاثة (admin-pw · fixture-pw · rc-env.bak) — أُزيلت. الخدمة نشطة والصحّة 200.</w:t>
-      </w:r>
-    </w:p>
-    <w:p>
-      <w:pPr>
-        <w:bidi/>
-        <w:spacing w:after="120" w:before="0"/>
-        <w:jc w:val="right"/>
-      </w:pPr>
-      <w:r>
-        <w:rPr>
-          <w:rFonts w:ascii="Arial" w:cs="Arial" w:eastAsia="Arial" w:hAnsi="Arial"/>
-          <w:b w:val="false"/>
-          <w:bCs w:val="false"/>
-          <w:i w:val="false"/>
-          <w:iCs w:val="false"/>
-          <w:sz w:val="22"/>
-          <w:szCs w:val="22"/>
-          <w:rtl/>
-        </w:rPr>
-        <w:t xml:space="preserve">• </w:t>
-      </w:r>
-      <w:r>
-        <w:rPr>
-          <w:rFonts w:ascii="Arial" w:cs="Arial" w:eastAsia="Arial" w:hAnsi="Arial"/>
-          <w:b w:val="false"/>
-          <w:bCs w:val="false"/>
-          <w:i w:val="false"/>
-          <w:iCs w:val="false"/>
-          <w:sz w:val="22"/>
-          <w:szCs w:val="22"/>
-          <w:rtl/>
-        </w:rPr>
-        <w:t xml:space="preserve">الرمز المنكشف سابقًا على TEST (team.leader): exp = 2026-08-22T20:19:47Z &lt; الآن ⟹ منتهٍ قبل هذا التقرير (تحقّق من رقم exp وحده دون إظهار الرمز).</w:t>
+        <w:t xml:space="preserve">RC_DEPLOYMENT = PASS · RC_MIGRATIONS = PASS (42 · AddProjectExecutionUpdateProposals) · RC_MULTIROLE_UAT = PASS · RC_TECHNICAL_CLOSURE = YES · PRODUCTION_TOUCHED = NO</w:t>
       </w:r>
     </w:p>
     <w:p>
@@ -7226,44 +7336,7 @@
           <w:bCs/>
           <w:rtl/>
         </w:rPr>
-        <w:t xml:space="preserve">حكم إغلاق RC</w:t>
-      </w:r>
-    </w:p>
-    <w:p>
-      <w:pPr>
-        <w:bidi/>
-        <w:spacing w:after="120" w:before="0"/>
-        <w:jc w:val="right"/>
-      </w:pPr>
-      <w:r>
-        <w:rPr>
-          <w:rFonts w:ascii="Arial" w:cs="Arial" w:eastAsia="Arial" w:hAnsi="Arial"/>
-          <w:b/>
-          <w:bCs/>
-          <w:i w:val="false"/>
-          <w:iCs w:val="false"/>
-          <w:sz w:val="22"/>
-          <w:szCs w:val="22"/>
-          <w:rtl/>
-        </w:rPr>
-        <w:t xml:space="preserve">RC_DEPLOYMENT = PASS · RC_MIGRATIONS = PASS (42 · AddProjectExecutionUpdateProposals) · RC_MULTIROLE_UAT = PASS · RC_TECHNICAL_CLOSURE = YES · PRODUCTION_TOUCHED = NO</w:t>
-      </w:r>
-    </w:p>
-    <w:p>
-      <w:pPr>
-        <w:pStyle w:val="Heading2"/>
-        <w:bidi/>
-        <w:spacing w:after="100" w:before="180"/>
-        <w:jc w:val="right"/>
-      </w:pPr>
-      <w:r>
-        <w:rPr>
-          <w:rFonts w:ascii="Arial" w:cs="Arial" w:eastAsia="Arial" w:hAnsi="Arial"/>
-          <w:b/>
-          <w:bCs/>
-          <w:rtl/>
-        </w:rPr>
-        <w:t xml:space="preserve">الأدلّة المصوّرة — RC (16 مدخلًا · 15 صورة فريدة · fig-rc-006 مطابق لـfig-rc-005)</w:t>
+        <w:t xml:space="preserve">الأدلّة المصوّرة — RC (16 صورة فريدة · fig-rc-003 وfig-rc-006 استُبدِلتا بلقطتَي الحالة النهائيّة v2)</w:t>
       </w:r>
     </w:p>
     <w:p>
@@ -7458,7 +7531,7 @@
           <w:szCs w:val="18"/>
           <w:rtl/>
         </w:rPr>
-        <w:t xml:space="preserve">شكل 16 · fig-rc-003 — موظّف خارج النطاق — لقطة أثناء تحميل مساحة العمل (سبينر «يتم تحميل مساحة عمل المشروع…»)؛ إثبات الرفض النهائيّ 404 مثبت بنتيجة API (GET overview = 404)، ولا تتوافر لقطة واجهة للحالة النهائيّة ضمن أدلّة RC الحاليّة.</w:t>
+        <w:t xml:space="preserve">شكل 16 · fig-rc-003-v2-out-of-scope-final — موظّف خارج النطاق — الحالة النهائيّة بعد انتهاء محاولات React Query: «المشروع غير موجود أو أنّه خارج نطاق صلاحيّتك» (حماية بالمورد؛ GET overview = 404). لقطة واجهة حقيقيّة تحلّ محلّ لقطة السبينر السابقة.</w:t>
       </w:r>
     </w:p>
     <w:p>
@@ -7615,71 +7688,6 @@
                     </pic:cNvPicPr>
                   </pic:nvPicPr>
                   <pic:blipFill>
-                    <a:blip r:embed="rId26" cstate="none"/>
-                    <a:srcRect/>
-                    <a:stretch>
-                      <a:fillRect/>
-                    </a:stretch>
-                  </pic:blipFill>
-                  <pic:spPr bwMode="auto">
-                    <a:xfrm>
-                      <a:off x="0" y="0"/>
-                      <a:ext cx="5905500" cy="4105275"/>
-                    </a:xfrm>
-                    <a:prstGeom prst="rect">
-                      <a:avLst/>
-                    </a:prstGeom>
-                  </pic:spPr>
-                </pic:pic>
-              </a:graphicData>
-            </a:graphic>
-          </wp:inline>
-        </w:drawing>
-      </w:r>
-    </w:p>
-    <w:p>
-      <w:pPr>
-        <w:bidi/>
-        <w:spacing w:after="200"/>
-        <w:jc w:val="right"/>
-      </w:pPr>
-      <w:r>
-        <w:rPr>
-          <w:rFonts w:ascii="Arial" w:cs="Arial" w:eastAsia="Arial" w:hAnsi="Arial"/>
-          <w:i/>
-          <w:iCs/>
-          <w:color w:val="555555"/>
-          <w:sz w:val="18"/>
-          <w:szCs w:val="18"/>
-          <w:rtl/>
-        </w:rPr>
-        <w:t xml:space="preserve">شكل 19 · fig-rc-006 — قائد الفريق — تبويب «تحديثات التنفيذ» والاقتراح «بانتظار المراجعة». تنبيه دقّة: هذه اللقطة مطابقة بايتيًّا لـfig-rc-005 (لا تُظهر الحالة النهائيّة «مرفوض»)؛ إثبات الرفض بنتيجة API فقط (PATCH review = 200 مع سبب)، ولا تتوافر لقطة واجهة مستقلّة للحالة «مرفوض» ضمن أدلّة RC الحاليّة.</w:t>
-      </w:r>
-    </w:p>
-    <w:p>
-      <w:pPr>
-        <w:spacing w:after="40" w:before="160"/>
-        <w:jc w:val="center"/>
-      </w:pPr>
-      <w:r>
-        <w:drawing>
-          <wp:inline distT="0" distB="0" distL="0" distR="0">
-            <wp:extent cx="5905500" cy="4105275"/>
-            <wp:effectExtent t="0" r="0" b="0" l="0"/>
-            <wp:docPr id="1" name="" descr="" title=""/>
-            <wp:cNvGraphicFramePr>
-              <a:graphicFrameLocks xmlns:a="http://schemas.openxmlformats.org/drawingml/2006/main" noChangeAspect="1"/>
-            </wp:cNvGraphicFramePr>
-            <a:graphic xmlns:a="http://schemas.openxmlformats.org/drawingml/2006/main">
-              <a:graphicData uri="http://schemas.openxmlformats.org/drawingml/2006/picture">
-                <pic:pic xmlns:pic="http://schemas.openxmlformats.org/drawingml/2006/picture">
-                  <pic:nvPicPr>
-                    <pic:cNvPr id="0" name="" descr=""/>
-                    <pic:cNvPicPr>
-                      <a:picLocks noChangeAspect="1" noChangeArrowheads="1"/>
-                    </pic:cNvPicPr>
-                  </pic:nvPicPr>
-                  <pic:blipFill>
                     <a:blip r:embed="rId27" cstate="none"/>
                     <a:srcRect/>
                     <a:stretch>
@@ -7718,7 +7726,7 @@
           <w:szCs w:val="18"/>
           <w:rtl/>
         </w:rPr>
-        <w:t xml:space="preserve">شكل 20 · fig-rc-007 — قائد الفريق — انتشار الأثر بعد القبول: إعادة احتساب تقدّم المشروع في النظرة العامّة.</w:t>
+        <w:t xml:space="preserve">شكل 19 · fig-rc-006-v2-rejected-final — قائد الفريق — بعد الرفض عبر الواجهة الحقيقيّة: الاقتراح «مرفوض» مع سببٍ معلن و«نسبة مُدَّعاة ٦٠٪ — لم تُطبَّق على المخرَج» (اقتراح مُعزَّل e0697ccb · ReviewedById = قائد الفريق). لقطة فريدة تحلّ محلّ اللقطة المكرّرة السابقة.</w:t>
       </w:r>
     </w:p>
     <w:p>
@@ -7783,7 +7791,7 @@
           <w:szCs w:val="18"/>
           <w:rtl/>
         </w:rPr>
-        <w:t xml:space="preserve">شكل 21 · fig-rc-015 — قائد الفريق — تبويب «المؤشّرات والقراءات» (KPI مع قراءة).</w:t>
+        <w:t xml:space="preserve">شكل 20 · fig-rc-007 — قائد الفريق — انتشار الأثر بعد القبول: إعادة احتساب تقدّم المشروع في النظرة العامّة.</w:t>
       </w:r>
     </w:p>
     <w:p>
@@ -7848,7 +7856,7 @@
           <w:szCs w:val="18"/>
           <w:rtl/>
         </w:rPr>
-        <w:t xml:space="preserve">شكل 22 · fig-rc-008 — مالك المشروع — داخل النطاق مع أدوات التشغيل (النظرة العامّة).</w:t>
+        <w:t xml:space="preserve">شكل 21 · fig-rc-015 — قائد الفريق — تبويب «المؤشّرات والقراءات» (KPI مع قراءة).</w:t>
       </w:r>
     </w:p>
     <w:p>
@@ -7913,7 +7921,7 @@
           <w:szCs w:val="18"/>
           <w:rtl/>
         </w:rPr>
-        <w:t xml:space="preserve">شكل 23 · fig-rc-016 — مالك المشروع — صفحة المشروع البنيويّة (تيّارات العمل/المخرَجات).</w:t>
+        <w:t xml:space="preserve">شكل 22 · fig-rc-008 — مالك المشروع — داخل النطاق مع أدوات التشغيل (النظرة العامّة).</w:t>
       </w:r>
     </w:p>
     <w:p>
@@ -7978,7 +7986,7 @@
           <w:szCs w:val="18"/>
           <w:rtl/>
         </w:rPr>
-        <w:t xml:space="preserve">شكل 24 · fig-rc-009 — مدير الحساب — داخل النطاق (النظرة العامّة للمشروع).</w:t>
+        <w:t xml:space="preserve">شكل 23 · fig-rc-016 — مالك المشروع — صفحة المشروع البنيويّة (تيّارات العمل/المخرَجات).</w:t>
       </w:r>
     </w:p>
     <w:p>
@@ -8043,7 +8051,7 @@
           <w:szCs w:val="18"/>
           <w:rtl/>
         </w:rPr>
-        <w:t xml:space="preserve">شكل 25 · fig-rc-014 — مدير الحساب — ملفّ العميل الشامل (Client 360) مع انتشار المشروع.</w:t>
+        <w:t xml:space="preserve">شكل 24 · fig-rc-009 — مدير الحساب — داخل النطاق (النظرة العامّة للمشروع).</w:t>
       </w:r>
     </w:p>
     <w:p>
@@ -8108,7 +8116,7 @@
           <w:szCs w:val="18"/>
           <w:rtl/>
         </w:rPr>
-        <w:t xml:space="preserve">شكل 26 · fig-rc-010 — الإدارة (Manager) — صفحة المشروع تُظهر أزرار «تعديل/أرشفة» البنيويّة (تباين مقابل قائد الفريق).</w:t>
+        <w:t xml:space="preserve">شكل 25 · fig-rc-014 — مدير الحساب — ملفّ العميل الشامل (Client 360) مع انتشار المشروع.</w:t>
       </w:r>
     </w:p>
     <w:p>
@@ -8173,7 +8181,7 @@
           <w:szCs w:val="18"/>
           <w:rtl/>
         </w:rPr>
-        <w:t xml:space="preserve">شكل 27 · fig-rc-011 — الإدارة (Manager) — تبويب «القرارات والحوكمة».</w:t>
+        <w:t xml:space="preserve">شكل 26 · fig-rc-010 — الإدارة (Manager) — صفحة المشروع تُظهر أزرار «تعديل/أرشفة» البنيويّة (تباين مقابل قائد الفريق).</w:t>
       </w:r>
     </w:p>
     <w:p>
@@ -8238,7 +8246,7 @@
           <w:szCs w:val="18"/>
           <w:rtl/>
         </w:rPr>
-        <w:t xml:space="preserve">شكل 28 · fig-rc-012 — الإدارة (GM) — صفحة المشروع تُظهر الأزرار البنيويّة.</w:t>
+        <w:t xml:space="preserve">شكل 27 · fig-rc-011 — الإدارة (Manager) — تبويب «القرارات والحوكمة».</w:t>
       </w:r>
     </w:p>
     <w:p>
@@ -8303,6 +8311,71 @@
           <w:szCs w:val="18"/>
           <w:rtl/>
         </w:rPr>
+        <w:t xml:space="preserve">شكل 28 · fig-rc-012 — الإدارة (GM) — صفحة المشروع تُظهر الأزرار البنيويّة.</w:t>
+      </w:r>
+    </w:p>
+    <w:p>
+      <w:pPr>
+        <w:spacing w:after="40" w:before="160"/>
+        <w:jc w:val="center"/>
+      </w:pPr>
+      <w:r>
+        <w:drawing>
+          <wp:inline distT="0" distB="0" distL="0" distR="0">
+            <wp:extent cx="5905500" cy="4105275"/>
+            <wp:effectExtent t="0" r="0" b="0" l="0"/>
+            <wp:docPr id="1" name="" descr="" title=""/>
+            <wp:cNvGraphicFramePr>
+              <a:graphicFrameLocks xmlns:a="http://schemas.openxmlformats.org/drawingml/2006/main" noChangeAspect="1"/>
+            </wp:cNvGraphicFramePr>
+            <a:graphic xmlns:a="http://schemas.openxmlformats.org/drawingml/2006/main">
+              <a:graphicData uri="http://schemas.openxmlformats.org/drawingml/2006/picture">
+                <pic:pic xmlns:pic="http://schemas.openxmlformats.org/drawingml/2006/picture">
+                  <pic:nvPicPr>
+                    <pic:cNvPr id="0" name="" descr=""/>
+                    <pic:cNvPicPr>
+                      <a:picLocks noChangeAspect="1" noChangeArrowheads="1"/>
+                    </pic:cNvPicPr>
+                  </pic:nvPicPr>
+                  <pic:blipFill>
+                    <a:blip r:embed="rId37" cstate="none"/>
+                    <a:srcRect/>
+                    <a:stretch>
+                      <a:fillRect/>
+                    </a:stretch>
+                  </pic:blipFill>
+                  <pic:spPr bwMode="auto">
+                    <a:xfrm>
+                      <a:off x="0" y="0"/>
+                      <a:ext cx="5905500" cy="4105275"/>
+                    </a:xfrm>
+                    <a:prstGeom prst="rect">
+                      <a:avLst/>
+                    </a:prstGeom>
+                  </pic:spPr>
+                </pic:pic>
+              </a:graphicData>
+            </a:graphic>
+          </wp:inline>
+        </w:drawing>
+      </w:r>
+    </w:p>
+    <w:p>
+      <w:pPr>
+        <w:bidi/>
+        <w:spacing w:after="200"/>
+        <w:jc w:val="right"/>
+      </w:pPr>
+      <w:r>
+        <w:rPr>
+          <w:rFonts w:ascii="Arial" w:cs="Arial" w:eastAsia="Arial" w:hAnsi="Arial"/>
+          <w:i/>
+          <w:iCs/>
+          <w:color w:val="555555"/>
+          <w:sz w:val="18"/>
+          <w:szCs w:val="18"/>
+          <w:rtl/>
+        </w:rPr>
         <w:t xml:space="preserve">شكل 29 · fig-rc-013 — الإدارة (GM) — تبويب «القرارات والحوكمة».</w:t>
       </w:r>
     </w:p>
@@ -9207,7 +9280,7 @@
                 <w:szCs w:val="18"/>
                 <w:rtl/>
               </w:rPr>
-              <w:t xml:space="preserve">PASS (16 مدخلًا · 15 فريدة)</w:t>
+              <w:t xml:space="preserve">PASS (16 صورة فريدة بعد إغلاق v2)</w:t>
             </w:r>
           </w:p>
         </w:tc>
@@ -9293,7 +9366,7 @@
                 <w:szCs w:val="18"/>
                 <w:rtl/>
               </w:rPr>
-              <w:t xml:space="preserve">استُعيد · 12 حسابًا معطَّلة · مدير مؤقّت مُبطَل الدخول · append-only (14/721)</w:t>
+              <w:t xml:space="preserve">ثابت 50/25/40 · 12 حسابًا معطَّلة · مدير مؤقّت معطَّل (IsActive=false) · رموز تجديد مؤقّتة=0 · append-only (15/723)</w:t>
             </w:r>
           </w:p>
         </w:tc>
@@ -12850,6 +12923,19 @@
       <w:r>
         <w:rPr>
           <w:rFonts w:ascii="Arial" w:cs="Arial" w:eastAsia="Arial" w:hAnsi="Arial"/>
+          <w:b/>
+          <w:bCs/>
+          <w:i w:val="false"/>
+          <w:iCs w:val="false"/>
+          <w:sz w:val="22"/>
+          <w:szCs w:val="22"/>
+          <w:rtl/>
+        </w:rPr>
+        <w:t xml:space="preserve">مُغلَقة في إغلاق v2 (23 أغسطس): </w:t>
+      </w:r>
+      <w:r>
+        <w:rPr>
+          <w:rFonts w:ascii="Arial" w:cs="Arial" w:eastAsia="Arial" w:hAnsi="Arial"/>
           <w:b w:val="false"/>
           <w:bCs w:val="false"/>
           <w:i w:val="false"/>
@@ -12858,7 +12944,27 @@
           <w:szCs w:val="22"/>
           <w:rtl/>
         </w:rPr>
-        <w:t xml:space="preserve">• </w:t>
+        <w:t xml:space="preserve">fig-rc-003 (RC): كانت لقطة سبينر تحميل ⟹ استُبدِلت بـfig-rc-003-v2 التي تُظهر الرسالة النهائيّة «المشروع غير موجود أو أنّه خارج نطاق صلاحيّتك» بعد انتهاء محاولات React Query (GET overview=404). OUT_OF_SCOPE_VISUAL_EVIDENCE=FULL.</w:t>
+      </w:r>
+    </w:p>
+    <w:p>
+      <w:pPr>
+        <w:bidi/>
+        <w:spacing w:after="120" w:before="0"/>
+        <w:jc w:val="right"/>
+      </w:pPr>
+      <w:r>
+        <w:rPr>
+          <w:rFonts w:ascii="Arial" w:cs="Arial" w:eastAsia="Arial" w:hAnsi="Arial"/>
+          <w:b/>
+          <w:bCs/>
+          <w:i w:val="false"/>
+          <w:iCs w:val="false"/>
+          <w:sz w:val="22"/>
+          <w:szCs w:val="22"/>
+          <w:rtl/>
+        </w:rPr>
+        <w:t xml:space="preserve">مُغلَقة في إغلاق v2 (23 أغسطس): </w:t>
       </w:r>
       <w:r>
         <w:rPr>
@@ -12871,7 +12977,7 @@
           <w:szCs w:val="22"/>
           <w:rtl/>
         </w:rPr>
-        <w:t xml:space="preserve">fig-rc-003 (RC): لقطة سبينر تحميل لا الرسالة النهائيّة ⟹ الرفض النهائيّ 404 مثبت بـ API فقط على RC. اللقطة النهائيّة متوفّرة على TEST (fig-003).</w:t>
+        <w:t xml:space="preserve">fig-rc-006 (RC): كانت مطابقة بايتيًّا لـfig-rc-005 ⟹ استُبدِلت بـfig-rc-006-v2 التي تُظهر اقتراحًا مُعزَّلًا (e0697ccb) رُفِض فعليًّا عبر الواجهة الحقيقيّة بحالة «مرفوض» + سبب + «نسبة مُدَّعاة ٦٠٪ — لم تُطبَّق على المخرَج». REJECTED_VISUAL_EVIDENCE=FULL · DUPLICATE_SCREENSHOTS=0.</w:t>
       </w:r>
     </w:p>
     <w:p>
@@ -12904,7 +13010,7 @@
           <w:szCs w:val="22"/>
           <w:rtl/>
         </w:rPr>
-        <w:t xml:space="preserve">fig-rc-006 (RC): مطابقة بايتيًّا لـfig-rc-005 (تُظهر حالة «بانتظار المراجعة» لا «مرفوض») ⟹ الحالة النهائيّة «مرفوض» مثبتة بـ API فقط (PATCH review=200 مع سبب)؛ لا لقطة واجهة مستقلّة لها. أي: 16 مدخلًا مصوّرًا = 15 صورة فريدة.</w:t>
+        <w:t xml:space="preserve">CEO وViewer وAdmin على البيئتين: لا لقطات UI ⟹ التغطية API فقط / NOT AVAILABLE بصريًّا.</w:t>
       </w:r>
     </w:p>
     <w:p>
@@ -12937,7 +13043,7 @@
           <w:szCs w:val="22"/>
           <w:rtl/>
         </w:rPr>
-        <w:t xml:space="preserve">CEO وViewer وAdmin على البيئتين: لا لقطات UI ⟹ التغطية API فقط / NOT AVAILABLE بصريًّا.</w:t>
+        <w:t xml:space="preserve">Manager governance-summary 403: حدّ RBAC صحيح (اللوحة مقصورة على GM/CEO)؛ ملاحظة UX: التبويب يُعرَض للـManager فالأنسب إخفاء اللوحة.</w:t>
       </w:r>
     </w:p>
     <w:p>
@@ -12970,7 +13076,7 @@
           <w:szCs w:val="22"/>
           <w:rtl/>
         </w:rPr>
-        <w:t xml:space="preserve">Manager governance-summary 403: حدّ RBAC صحيح (اللوحة مقصورة على GM/CEO)؛ ملاحظة UX: التبويب يُعرَض للـManager فالأنسب إخفاء اللوحة.</w:t>
+        <w:t xml:space="preserve">dataprotection-keys فارغ على RC ⟹ بند مفتوح: أيّ تفعيل مستقبليّ يُبطِل الجلسات.</w:t>
       </w:r>
     </w:p>
     <w:p>
@@ -13003,7 +13109,24 @@
           <w:szCs w:val="22"/>
           <w:rtl/>
         </w:rPr>
-        <w:t xml:space="preserve">dataprotection-keys فارغ على RC ⟹ بند مفتوح: أيّ تفعيل مستقبليّ يُبطِل الجلسات.</w:t>
+        <w:t xml:space="preserve">حاجب إنتاج مفتوح PROD-READINESS-01: غياب FileStorage__DocumentsRootPath على الإنتاج (خارج نطاق هذا التقرير التوثيقيّ، لكنّه محكم للنشر الإنتاجيّ).</w:t>
+      </w:r>
+    </w:p>
+    <w:p>
+      <w:pPr>
+        <w:pStyle w:val="Heading1"/>
+        <w:bidi/>
+        <w:spacing w:after="120" w:before="260"/>
+        <w:jc w:val="right"/>
+      </w:pPr>
+      <w:r>
+        <w:rPr>
+          <w:rFonts w:ascii="Arial" w:cs="Arial" w:eastAsia="Arial" w:hAnsi="Arial"/>
+          <w:b/>
+          <w:bCs/>
+          <w:rtl/>
+        </w:rPr>
+        <w:t xml:space="preserve">٨) الأمن والتنظيف</w:t>
       </w:r>
     </w:p>
     <w:p>
@@ -13036,24 +13159,7 @@
           <w:szCs w:val="22"/>
           <w:rtl/>
         </w:rPr>
-        <w:t xml:space="preserve">حاجب إنتاج مفتوح PROD-READINESS-01: غياب FileStorage__DocumentsRootPath على الإنتاج (خارج نطاق هذا التقرير التوثيقيّ، لكنّه محكم للنشر الإنتاجيّ).</w:t>
-      </w:r>
-    </w:p>
-    <w:p>
-      <w:pPr>
-        <w:pStyle w:val="Heading1"/>
-        <w:bidi/>
-        <w:spacing w:after="120" w:before="260"/>
-        <w:jc w:val="right"/>
-      </w:pPr>
-      <w:r>
-        <w:rPr>
-          <w:rFonts w:ascii="Arial" w:cs="Arial" w:eastAsia="Arial" w:hAnsi="Arial"/>
-          <w:b/>
-          <w:bCs/>
-          <w:rtl/>
-        </w:rPr>
-        <w:t xml:space="preserve">٨) الأمن والتنظيف</w:t>
+        <w:t xml:space="preserve">إزالة ملفّات الأسرار المؤقّتة الثلاثة على RC بـ shred -u -z (gone).</w:t>
       </w:r>
     </w:p>
     <w:p>
@@ -13086,7 +13192,7 @@
           <w:szCs w:val="22"/>
           <w:rtl/>
         </w:rPr>
-        <w:t xml:space="preserve">إزالة ملفّات الأسرار المؤقّتة الثلاثة على RC بـ shred -u -z (gone).</w:t>
+        <w:t xml:space="preserve">تعطيل حسابات UAT الاثني عشر على RC: IsActive=false (12/12، مقيسة) ⟹ الدخول 401 للجميع.</w:t>
       </w:r>
     </w:p>
     <w:p>
@@ -13095,6 +13201,19 @@
         <w:spacing w:after="120" w:before="0"/>
         <w:jc w:val="right"/>
       </w:pPr>
+      <w:r>
+        <w:rPr>
+          <w:rFonts w:ascii="Arial" w:cs="Arial" w:eastAsia="Arial" w:hAnsi="Arial"/>
+          <w:b/>
+          <w:bCs/>
+          <w:i w:val="false"/>
+          <w:iCs w:val="false"/>
+          <w:sz w:val="22"/>
+          <w:szCs w:val="22"/>
+          <w:rtl/>
+        </w:rPr>
+        <w:t xml:space="preserve">المدير المؤقّت uat-rc-admin@rc.local: </w:t>
+      </w:r>
       <w:r>
         <w:rPr>
           <w:rFonts w:ascii="Arial" w:cs="Arial" w:eastAsia="Arial" w:hAnsi="Arial"/>
@@ -13106,8 +13225,15 @@
           <w:szCs w:val="22"/>
           <w:rtl/>
         </w:rPr>
-        <w:t xml:space="preserve">• </w:t>
-      </w:r>
+        <w:t xml:space="preserve">DEACTIVATED=YES (IsActive=false عبر معاملة قاعدة بيانات محروسة على حسابات @rc.local/@rc-uat.local المؤقّتة حصرًا) · PASSWORD_RESET_TO_UNSAVED_RANDOM=YES · OLD_PASSWORD_REJECTED=YES (login=401) · REFRESH_TOKENS=0 · حارس محقَّق: 3 مديرين حقيقيّين نشطون باقون · لم يُنشأ مدير تنظيف (CLEANUP_ADMIN_IS_ACTIVE=NO).</w:t>
+      </w:r>
+    </w:p>
+    <w:p>
+      <w:pPr>
+        <w:bidi/>
+        <w:spacing w:after="120" w:before="0"/>
+        <w:jc w:val="right"/>
+      </w:pPr>
       <w:r>
         <w:rPr>
           <w:rFonts w:ascii="Arial" w:cs="Arial" w:eastAsia="Arial" w:hAnsi="Arial"/>
@@ -13119,27 +13245,7 @@
           <w:szCs w:val="22"/>
           <w:rtl/>
         </w:rPr>
-        <w:t xml:space="preserve">تعطيل حسابات UAT الاثني عشر على RC: IsActive=false (12/12، مقيسة) ⟹ الدخول 401 للجميع.</w:t>
-      </w:r>
-    </w:p>
-    <w:p>
-      <w:pPr>
-        <w:bidi/>
-        <w:spacing w:after="120" w:before="0"/>
-        <w:jc w:val="right"/>
-      </w:pPr>
-      <w:r>
-        <w:rPr>
-          <w:rFonts w:ascii="Arial" w:cs="Arial" w:eastAsia="Arial" w:hAnsi="Arial"/>
-          <w:b/>
-          <w:bCs/>
-          <w:i w:val="false"/>
-          <w:iCs w:val="false"/>
-          <w:sz w:val="22"/>
-          <w:szCs w:val="22"/>
-          <w:rtl/>
-        </w:rPr>
-        <w:t xml:space="preserve">المدير المؤقّت: </w:t>
+        <w:t xml:space="preserve">• </w:t>
       </w:r>
       <w:r>
         <w:rPr>
@@ -13152,7 +13258,7 @@
           <w:szCs w:val="22"/>
           <w:rtl/>
         </w:rPr>
-        <w:t xml:space="preserve">LOGIN_REVOKED=YES · PASSWORD_RESET_TO_UNSAVED_RANDOM=YES · OLD_PASSWORD_REJECTED=YES · DEACTIVATED=NO (مقيس IsActive=true؛ حرّاس الخدمة تمنع التعطيل الذاتيّ وتعطيل آخر مدير نشط).</w:t>
+        <w:t xml:space="preserve">كلّ الحسابات المؤقّتة: رموز التجديد = 0 (حُذفت داخل معاملة محروسة؛ رموز الحسابات الحقيقيّة الـ250 لم تُمسّ).</w:t>
       </w:r>
     </w:p>
     <w:p>
@@ -13893,7 +13999,7 @@
                 <w:szCs w:val="18"/>
                 <w:rtl/>
               </w:rPr>
-              <w:t xml:space="preserve">YES (12/12)</w:t>
+              <w:t xml:space="preserve">YES (12/12 · IsActive=false)</w:t>
             </w:r>
           </w:p>
         </w:tc>
@@ -13923,7 +14029,7 @@
                 <w:szCs w:val="18"/>
                 <w:rtl/>
               </w:rPr>
-              <w:t xml:space="preserve">TEMP_ADMIN_LOGIN_REVOKED</w:t>
+              <w:t xml:space="preserve">OUT_OF_SCOPE_VISUAL_EVIDENCE</w:t>
             </w:r>
           </w:p>
         </w:tc>
@@ -13951,7 +14057,7 @@
                 <w:szCs w:val="18"/>
                 <w:rtl/>
               </w:rPr>
-              <w:t xml:space="preserve">YES</w:t>
+              <w:t xml:space="preserve">FULL (fig-rc-003-v2)</w:t>
             </w:r>
           </w:p>
         </w:tc>
@@ -13981,6 +14087,122 @@
                 <w:szCs w:val="18"/>
                 <w:rtl/>
               </w:rPr>
+              <w:t xml:space="preserve">REJECTED_VISUAL_EVIDENCE</w:t>
+            </w:r>
+          </w:p>
+        </w:tc>
+        <w:tc>
+          <w:tcPr>
+            <w:tcW w:type="dxa" w:w="5300"/>
+            <w:tcMar>
+              <w:top w:type="dxa" w:w="40"/>
+              <w:left w:type="dxa" w:w="70"/>
+              <w:bottom w:type="dxa" w:w="40"/>
+              <w:right w:type="dxa" w:w="70"/>
+            </w:tcMar>
+          </w:tcPr>
+          <w:p>
+            <w:pPr>
+              <w:bidi/>
+              <w:jc w:val="right"/>
+            </w:pPr>
+            <w:r>
+              <w:rPr>
+                <w:rFonts w:ascii="Arial" w:cs="Arial" w:eastAsia="Arial" w:hAnsi="Arial"/>
+                <w:b w:val="false"/>
+                <w:bCs w:val="false"/>
+                <w:sz w:val="18"/>
+                <w:szCs w:val="18"/>
+                <w:rtl/>
+              </w:rPr>
+              <w:t xml:space="preserve">FULL (fig-rc-006-v2)</w:t>
+            </w:r>
+          </w:p>
+        </w:tc>
+      </w:tr>
+      <w:tr>
+        <w:tc>
+          <w:tcPr>
+            <w:tcW w:type="dxa" w:w="4800"/>
+            <w:tcMar>
+              <w:top w:type="dxa" w:w="40"/>
+              <w:left w:type="dxa" w:w="70"/>
+              <w:bottom w:type="dxa" w:w="40"/>
+              <w:right w:type="dxa" w:w="70"/>
+            </w:tcMar>
+          </w:tcPr>
+          <w:p>
+            <w:pPr>
+              <w:bidi/>
+              <w:jc w:val="right"/>
+            </w:pPr>
+            <w:r>
+              <w:rPr>
+                <w:rFonts w:ascii="Arial" w:cs="Arial" w:eastAsia="Arial" w:hAnsi="Arial"/>
+                <w:b w:val="false"/>
+                <w:bCs w:val="false"/>
+                <w:sz w:val="18"/>
+                <w:szCs w:val="18"/>
+                <w:rtl/>
+              </w:rPr>
+              <w:t xml:space="preserve">DUPLICATE_SCREENSHOTS</w:t>
+            </w:r>
+          </w:p>
+        </w:tc>
+        <w:tc>
+          <w:tcPr>
+            <w:tcW w:type="dxa" w:w="5300"/>
+            <w:tcMar>
+              <w:top w:type="dxa" w:w="40"/>
+              <w:left w:type="dxa" w:w="70"/>
+              <w:bottom w:type="dxa" w:w="40"/>
+              <w:right w:type="dxa" w:w="70"/>
+            </w:tcMar>
+          </w:tcPr>
+          <w:p>
+            <w:pPr>
+              <w:bidi/>
+              <w:jc w:val="right"/>
+            </w:pPr>
+            <w:r>
+              <w:rPr>
+                <w:rFonts w:ascii="Arial" w:cs="Arial" w:eastAsia="Arial" w:hAnsi="Arial"/>
+                <w:b w:val="false"/>
+                <w:bCs w:val="false"/>
+                <w:sz w:val="18"/>
+                <w:szCs w:val="18"/>
+                <w:rtl/>
+              </w:rPr>
+              <w:t xml:space="preserve">0</w:t>
+            </w:r>
+          </w:p>
+        </w:tc>
+      </w:tr>
+      <w:tr>
+        <w:tc>
+          <w:tcPr>
+            <w:tcW w:type="dxa" w:w="4800"/>
+            <w:tcMar>
+              <w:top w:type="dxa" w:w="40"/>
+              <w:left w:type="dxa" w:w="70"/>
+              <w:bottom w:type="dxa" w:w="40"/>
+              <w:right w:type="dxa" w:w="70"/>
+            </w:tcMar>
+          </w:tcPr>
+          <w:p>
+            <w:pPr>
+              <w:bidi/>
+              <w:jc w:val="right"/>
+            </w:pPr>
+            <w:r>
+              <w:rPr>
+                <w:rFonts w:ascii="Arial" w:cs="Arial" w:eastAsia="Arial" w:hAnsi="Arial"/>
+                <w:b w:val="false"/>
+                <w:bCs w:val="false"/>
+                <w:sz w:val="18"/>
+                <w:szCs w:val="18"/>
+                <w:rtl/>
+              </w:rPr>
               <w:t xml:space="preserve">TEMP_ADMIN_DEACTIVATED</w:t>
             </w:r>
           </w:p>
@@ -14009,7 +14231,239 @@
                 <w:szCs w:val="18"/>
                 <w:rtl/>
               </w:rPr>
-              <w:t xml:space="preserve">NO (مقيس IsActive=true)</w:t>
+              <w:t xml:space="preserve">YES (IsActive=false)</w:t>
+            </w:r>
+          </w:p>
+        </w:tc>
+      </w:tr>
+      <w:tr>
+        <w:tc>
+          <w:tcPr>
+            <w:tcW w:type="dxa" w:w="4800"/>
+            <w:tcMar>
+              <w:top w:type="dxa" w:w="40"/>
+              <w:left w:type="dxa" w:w="70"/>
+              <w:bottom w:type="dxa" w:w="40"/>
+              <w:right w:type="dxa" w:w="70"/>
+            </w:tcMar>
+          </w:tcPr>
+          <w:p>
+            <w:pPr>
+              <w:bidi/>
+              <w:jc w:val="right"/>
+            </w:pPr>
+            <w:r>
+              <w:rPr>
+                <w:rFonts w:ascii="Arial" w:cs="Arial" w:eastAsia="Arial" w:hAnsi="Arial"/>
+                <w:b w:val="false"/>
+                <w:bCs w:val="false"/>
+                <w:sz w:val="18"/>
+                <w:szCs w:val="18"/>
+                <w:rtl/>
+              </w:rPr>
+              <w:t xml:space="preserve">CLEANUP_ADMIN_IS_ACTIVE</w:t>
+            </w:r>
+          </w:p>
+        </w:tc>
+        <w:tc>
+          <w:tcPr>
+            <w:tcW w:type="dxa" w:w="5300"/>
+            <w:tcMar>
+              <w:top w:type="dxa" w:w="40"/>
+              <w:left w:type="dxa" w:w="70"/>
+              <w:bottom w:type="dxa" w:w="40"/>
+              <w:right w:type="dxa" w:w="70"/>
+            </w:tcMar>
+          </w:tcPr>
+          <w:p>
+            <w:pPr>
+              <w:bidi/>
+              <w:jc w:val="right"/>
+            </w:pPr>
+            <w:r>
+              <w:rPr>
+                <w:rFonts w:ascii="Arial" w:cs="Arial" w:eastAsia="Arial" w:hAnsi="Arial"/>
+                <w:b w:val="false"/>
+                <w:bCs w:val="false"/>
+                <w:sz w:val="18"/>
+                <w:szCs w:val="18"/>
+                <w:rtl/>
+              </w:rPr>
+              <w:t xml:space="preserve">NO (غير موجود)</w:t>
+            </w:r>
+          </w:p>
+        </w:tc>
+      </w:tr>
+      <w:tr>
+        <w:tc>
+          <w:tcPr>
+            <w:tcW w:type="dxa" w:w="4800"/>
+            <w:tcMar>
+              <w:top w:type="dxa" w:w="40"/>
+              <w:left w:type="dxa" w:w="70"/>
+              <w:bottom w:type="dxa" w:w="40"/>
+              <w:right w:type="dxa" w:w="70"/>
+            </w:tcMar>
+          </w:tcPr>
+          <w:p>
+            <w:pPr>
+              <w:bidi/>
+              <w:jc w:val="right"/>
+            </w:pPr>
+            <w:r>
+              <w:rPr>
+                <w:rFonts w:ascii="Arial" w:cs="Arial" w:eastAsia="Arial" w:hAnsi="Arial"/>
+                <w:b w:val="false"/>
+                <w:bCs w:val="false"/>
+                <w:sz w:val="18"/>
+                <w:szCs w:val="18"/>
+                <w:rtl/>
+              </w:rPr>
+              <w:t xml:space="preserve">TEMP_REFRESH_TOKENS</w:t>
+            </w:r>
+          </w:p>
+        </w:tc>
+        <w:tc>
+          <w:tcPr>
+            <w:tcW w:type="dxa" w:w="5300"/>
+            <w:tcMar>
+              <w:top w:type="dxa" w:w="40"/>
+              <w:left w:type="dxa" w:w="70"/>
+              <w:bottom w:type="dxa" w:w="40"/>
+              <w:right w:type="dxa" w:w="70"/>
+            </w:tcMar>
+          </w:tcPr>
+          <w:p>
+            <w:pPr>
+              <w:bidi/>
+              <w:jc w:val="right"/>
+            </w:pPr>
+            <w:r>
+              <w:rPr>
+                <w:rFonts w:ascii="Arial" w:cs="Arial" w:eastAsia="Arial" w:hAnsi="Arial"/>
+                <w:b w:val="false"/>
+                <w:bCs w:val="false"/>
+                <w:sz w:val="18"/>
+                <w:szCs w:val="18"/>
+                <w:rtl/>
+              </w:rPr>
+              <w:t xml:space="preserve">0</w:t>
+            </w:r>
+          </w:p>
+        </w:tc>
+      </w:tr>
+      <w:tr>
+        <w:tc>
+          <w:tcPr>
+            <w:tcW w:type="dxa" w:w="4800"/>
+            <w:tcMar>
+              <w:top w:type="dxa" w:w="40"/>
+              <w:left w:type="dxa" w:w="70"/>
+              <w:bottom w:type="dxa" w:w="40"/>
+              <w:right w:type="dxa" w:w="70"/>
+            </w:tcMar>
+          </w:tcPr>
+          <w:p>
+            <w:pPr>
+              <w:bidi/>
+              <w:jc w:val="right"/>
+            </w:pPr>
+            <w:r>
+              <w:rPr>
+                <w:rFonts w:ascii="Arial" w:cs="Arial" w:eastAsia="Arial" w:hAnsi="Arial"/>
+                <w:b w:val="false"/>
+                <w:bCs w:val="false"/>
+                <w:sz w:val="18"/>
+                <w:szCs w:val="18"/>
+                <w:rtl/>
+              </w:rPr>
+              <w:t xml:space="preserve">RC_PRODUCT_REDEPLOYED</w:t>
+            </w:r>
+          </w:p>
+        </w:tc>
+        <w:tc>
+          <w:tcPr>
+            <w:tcW w:type="dxa" w:w="5300"/>
+            <w:tcMar>
+              <w:top w:type="dxa" w:w="40"/>
+              <w:left w:type="dxa" w:w="70"/>
+              <w:bottom w:type="dxa" w:w="40"/>
+              <w:right w:type="dxa" w:w="70"/>
+            </w:tcMar>
+          </w:tcPr>
+          <w:p>
+            <w:pPr>
+              <w:bidi/>
+              <w:jc w:val="right"/>
+            </w:pPr>
+            <w:r>
+              <w:rPr>
+                <w:rFonts w:ascii="Arial" w:cs="Arial" w:eastAsia="Arial" w:hAnsi="Arial"/>
+                <w:b w:val="false"/>
+                <w:bCs w:val="false"/>
+                <w:sz w:val="18"/>
+                <w:szCs w:val="18"/>
+                <w:rtl/>
+              </w:rPr>
+              <w:t xml:space="preserve">NO</w:t>
+            </w:r>
+          </w:p>
+        </w:tc>
+      </w:tr>
+      <w:tr>
+        <w:tc>
+          <w:tcPr>
+            <w:tcW w:type="dxa" w:w="4800"/>
+            <w:tcMar>
+              <w:top w:type="dxa" w:w="40"/>
+              <w:left w:type="dxa" w:w="70"/>
+              <w:bottom w:type="dxa" w:w="40"/>
+              <w:right w:type="dxa" w:w="70"/>
+            </w:tcMar>
+          </w:tcPr>
+          <w:p>
+            <w:pPr>
+              <w:bidi/>
+              <w:jc w:val="right"/>
+            </w:pPr>
+            <w:r>
+              <w:rPr>
+                <w:rFonts w:ascii="Arial" w:cs="Arial" w:eastAsia="Arial" w:hAnsi="Arial"/>
+                <w:b w:val="false"/>
+                <w:bCs w:val="false"/>
+                <w:sz w:val="18"/>
+                <w:szCs w:val="18"/>
+                <w:rtl/>
+              </w:rPr>
+              <w:t xml:space="preserve">RC_MIGRATIONS_CHANGED</w:t>
+            </w:r>
+          </w:p>
+        </w:tc>
+        <w:tc>
+          <w:tcPr>
+            <w:tcW w:type="dxa" w:w="5300"/>
+            <w:tcMar>
+              <w:top w:type="dxa" w:w="40"/>
+              <w:left w:type="dxa" w:w="70"/>
+              <w:bottom w:type="dxa" w:w="40"/>
+              <w:right w:type="dxa" w:w="70"/>
+            </w:tcMar>
+          </w:tcPr>
+          <w:p>
+            <w:pPr>
+              <w:bidi/>
+              <w:jc w:val="right"/>
+            </w:pPr>
+            <w:r>
+              <w:rPr>
+                <w:rFonts w:ascii="Arial" w:cs="Arial" w:eastAsia="Arial" w:hAnsi="Arial"/>
+                <w:b w:val="false"/>
+                <w:bCs w:val="false"/>
+                <w:sz w:val="18"/>
+                <w:szCs w:val="18"/>
+                <w:rtl/>
+              </w:rPr>
+              <w:t xml:space="preserve">NO</w:t>
             </w:r>
           </w:p>
         </w:tc>

--- a/Ops/R21/PROJECT360-R21-TEST-RC-MULTIROLE-UAT-EVIDENCE-AR.docx
+++ b/Ops/R21/PROJECT360-R21-TEST-RC-MULTIROLE-UAT-EVIDENCE-AR.docx
@@ -14695,7 +14695,65 @@
                 <w:szCs w:val="18"/>
                 <w:rtl/>
               </w:rPr>
-              <w:t xml:space="preserve">PENDING</w:t>
+              <w:t xml:space="preserve">APPROVED — UAT ACCEPTED (TEST &amp; RC فقط · 23 أغسطس 2026 · إبراهيم البحراوي)</w:t>
+            </w:r>
+          </w:p>
+        </w:tc>
+      </w:tr>
+      <w:tr>
+        <w:tc>
+          <w:tcPr>
+            <w:tcW w:type="dxa" w:w="4800"/>
+            <w:tcMar>
+              <w:top w:type="dxa" w:w="40"/>
+              <w:left w:type="dxa" w:w="70"/>
+              <w:bottom w:type="dxa" w:w="40"/>
+              <w:right w:type="dxa" w:w="70"/>
+            </w:tcMar>
+          </w:tcPr>
+          <w:p>
+            <w:pPr>
+              <w:bidi/>
+              <w:jc w:val="right"/>
+            </w:pPr>
+            <w:r>
+              <w:rPr>
+                <w:rFonts w:ascii="Arial" w:cs="Arial" w:eastAsia="Arial" w:hAnsi="Arial"/>
+                <w:b w:val="false"/>
+                <w:bCs w:val="false"/>
+                <w:sz w:val="18"/>
+                <w:szCs w:val="18"/>
+                <w:rtl/>
+              </w:rPr>
+              <w:t xml:space="preserve">PRODUCTION_DEPLOY_AUTHORIZED</w:t>
+            </w:r>
+          </w:p>
+        </w:tc>
+        <w:tc>
+          <w:tcPr>
+            <w:tcW w:type="dxa" w:w="5300"/>
+            <w:tcMar>
+              <w:top w:type="dxa" w:w="40"/>
+              <w:left w:type="dxa" w:w="70"/>
+              <w:bottom w:type="dxa" w:w="40"/>
+              <w:right w:type="dxa" w:w="70"/>
+            </w:tcMar>
+          </w:tcPr>
+          <w:p>
+            <w:pPr>
+              <w:bidi/>
+              <w:jc w:val="right"/>
+            </w:pPr>
+            <w:r>
+              <w:rPr>
+                <w:rFonts w:ascii="Arial" w:cs="Arial" w:eastAsia="Arial" w:hAnsi="Arial"/>
+                <w:b w:val="false"/>
+                <w:bCs w:val="false"/>
+                <w:sz w:val="18"/>
+                <w:szCs w:val="18"/>
+                <w:rtl/>
+              </w:rPr>
+              <w:t xml:space="preserve">NO — يخضع لتذكرة Production Readiness وتصريح منفصل</w:t>
             </w:r>
           </w:p>
         </w:tc>
@@ -14732,16 +14790,491 @@
       <w:r>
         <w:rPr>
           <w:rFonts w:ascii="Arial" w:cs="Arial" w:eastAsia="Arial" w:hAnsi="Arial"/>
+          <w:b/>
+          <w:bCs/>
+          <w:i w:val="false"/>
+          <w:iCs w:val="false"/>
+          <w:sz w:val="22"/>
+          <w:szCs w:val="22"/>
+          <w:rtl/>
+        </w:rPr>
+        <w:t xml:space="preserve">نصّ الاعتماد: </w:t>
+      </w:r>
+      <w:r>
+        <w:rPr>
+          <w:rFonts w:ascii="Arial" w:cs="Arial" w:eastAsia="Arial" w:hAnsi="Arial"/>
           <w:b w:val="false"/>
           <w:bCs w:val="false"/>
-          <w:i/>
-          <w:iCs/>
-          <w:color w:val="555555"/>
+          <w:i w:val="false"/>
+          <w:iCs w:val="false"/>
           <w:sz w:val="22"/>
           <w:szCs w:val="22"/>
           <w:rtl/>
         </w:rPr>
-        <w:t xml:space="preserve">الفراغ لا يُعدّ اعتمادًا ضمنيًّا. يلزم توقيع صريح لكلّ دور أدناه.</w:t>
+        <w:t xml:space="preserve">اعتمد مالك المنتج نتائج اختبارات القبول UAT وإغلاق مرحلتي TEST وRC لنطاق Project 360 R2.1، بناءً على الأدلة الوظيفية والأمنية والتوثيقية المرفقة. لا يُعد هذا الاعتماد تصريحًا بالنشر على بيئة الإنتاج، ويظل أي انتقال إلى Production خاضعًا لتذكرة Production Readiness وتصريح نشر صريح ومنفصل.</w:t>
+      </w:r>
+    </w:p>
+    <w:p>
+      <w:pPr>
+        <w:pStyle w:val="Heading2"/>
+        <w:bidi/>
+        <w:spacing w:after="100" w:before="180"/>
+        <w:jc w:val="right"/>
+      </w:pPr>
+      <w:r>
+        <w:rPr>
+          <w:rFonts w:ascii="Arial" w:cs="Arial" w:eastAsia="Arial" w:hAnsi="Arial"/>
+          <w:b/>
+          <w:bCs/>
+          <w:rtl/>
+        </w:rPr>
+        <w:t xml:space="preserve">بيانات اعتماد مالك المنتج</w:t>
+      </w:r>
+    </w:p>
+    <w:tbl>
+      <w:tblPr>
+        <w:bidiVisual/>
+        <w:tblW w:type="dxa" w:w="10100"/>
+        <w:tblBorders>
+          <w:top w:val="single" w:color="auto" w:sz="4"/>
+          <w:left w:val="single" w:color="auto" w:sz="4"/>
+          <w:bottom w:val="single" w:color="auto" w:sz="4"/>
+          <w:right w:val="single" w:color="auto" w:sz="4"/>
+          <w:insideH w:val="single" w:color="auto" w:sz="4"/>
+          <w:insideV w:val="single" w:color="auto" w:sz="4"/>
+        </w:tblBorders>
+      </w:tblPr>
+      <w:tblGrid>
+        <w:gridCol w:w="3200"/>
+        <w:gridCol w:w="6900"/>
+      </w:tblGrid>
+      <w:tr>
+        <w:trPr>
+          <w:tblHeader/>
+        </w:trPr>
+        <w:tc>
+          <w:tcPr>
+            <w:tcW w:type="dxa" w:w="3200"/>
+            <w:shd w:fill="D9E2F3" w:color="auto" w:val="clear"/>
+            <w:tcMar>
+              <w:top w:type="dxa" w:w="40"/>
+              <w:left w:type="dxa" w:w="70"/>
+              <w:bottom w:type="dxa" w:w="40"/>
+              <w:right w:type="dxa" w:w="70"/>
+            </w:tcMar>
+          </w:tcPr>
+          <w:p>
+            <w:pPr>
+              <w:bidi/>
+              <w:jc w:val="right"/>
+            </w:pPr>
+            <w:r>
+              <w:rPr>
+                <w:rFonts w:ascii="Arial" w:cs="Arial" w:eastAsia="Arial" w:hAnsi="Arial"/>
+                <w:b/>
+                <w:bCs/>
+                <w:sz w:val="18"/>
+                <w:szCs w:val="18"/>
+                <w:rtl/>
+              </w:rPr>
+              <w:t xml:space="preserve">البند</w:t>
+            </w:r>
+          </w:p>
+        </w:tc>
+        <w:tc>
+          <w:tcPr>
+            <w:tcW w:type="dxa" w:w="6900"/>
+            <w:shd w:fill="D9E2F3" w:color="auto" w:val="clear"/>
+            <w:tcMar>
+              <w:top w:type="dxa" w:w="40"/>
+              <w:left w:type="dxa" w:w="70"/>
+              <w:bottom w:type="dxa" w:w="40"/>
+              <w:right w:type="dxa" w:w="70"/>
+            </w:tcMar>
+          </w:tcPr>
+          <w:p>
+            <w:pPr>
+              <w:bidi/>
+              <w:jc w:val="right"/>
+            </w:pPr>
+            <w:r>
+              <w:rPr>
+                <w:rFonts w:ascii="Arial" w:cs="Arial" w:eastAsia="Arial" w:hAnsi="Arial"/>
+                <w:b/>
+                <w:bCs/>
+                <w:sz w:val="18"/>
+                <w:szCs w:val="18"/>
+                <w:rtl/>
+              </w:rPr>
+              <w:t xml:space="preserve">القيمة</w:t>
+            </w:r>
+          </w:p>
+        </w:tc>
+      </w:tr>
+      <w:tr>
+        <w:tc>
+          <w:tcPr>
+            <w:tcW w:type="dxa" w:w="3200"/>
+            <w:tcMar>
+              <w:top w:type="dxa" w:w="40"/>
+              <w:left w:type="dxa" w:w="70"/>
+              <w:bottom w:type="dxa" w:w="40"/>
+              <w:right w:type="dxa" w:w="70"/>
+            </w:tcMar>
+          </w:tcPr>
+          <w:p>
+            <w:pPr>
+              <w:bidi/>
+              <w:jc w:val="right"/>
+            </w:pPr>
+            <w:r>
+              <w:rPr>
+                <w:rFonts w:ascii="Arial" w:cs="Arial" w:eastAsia="Arial" w:hAnsi="Arial"/>
+                <w:b w:val="false"/>
+                <w:bCs w:val="false"/>
+                <w:sz w:val="18"/>
+                <w:szCs w:val="18"/>
+                <w:rtl/>
+              </w:rPr>
+              <w:t xml:space="preserve">اسم مالك المنتج</w:t>
+            </w:r>
+          </w:p>
+        </w:tc>
+        <w:tc>
+          <w:tcPr>
+            <w:tcW w:type="dxa" w:w="6900"/>
+            <w:tcMar>
+              <w:top w:type="dxa" w:w="40"/>
+              <w:left w:type="dxa" w:w="70"/>
+              <w:bottom w:type="dxa" w:w="40"/>
+              <w:right w:type="dxa" w:w="70"/>
+            </w:tcMar>
+          </w:tcPr>
+          <w:p>
+            <w:pPr>
+              <w:bidi/>
+              <w:jc w:val="right"/>
+            </w:pPr>
+            <w:r>
+              <w:rPr>
+                <w:rFonts w:ascii="Arial" w:cs="Arial" w:eastAsia="Arial" w:hAnsi="Arial"/>
+                <w:b w:val="false"/>
+                <w:bCs w:val="false"/>
+                <w:sz w:val="18"/>
+                <w:szCs w:val="18"/>
+                <w:rtl/>
+              </w:rPr>
+              <w:t xml:space="preserve">إبراهيم البحراوي</w:t>
+            </w:r>
+          </w:p>
+        </w:tc>
+      </w:tr>
+      <w:tr>
+        <w:tc>
+          <w:tcPr>
+            <w:tcW w:type="dxa" w:w="3200"/>
+            <w:tcMar>
+              <w:top w:type="dxa" w:w="40"/>
+              <w:left w:type="dxa" w:w="70"/>
+              <w:bottom w:type="dxa" w:w="40"/>
+              <w:right w:type="dxa" w:w="70"/>
+            </w:tcMar>
+          </w:tcPr>
+          <w:p>
+            <w:pPr>
+              <w:bidi/>
+              <w:jc w:val="right"/>
+            </w:pPr>
+            <w:r>
+              <w:rPr>
+                <w:rFonts w:ascii="Arial" w:cs="Arial" w:eastAsia="Arial" w:hAnsi="Arial"/>
+                <w:b w:val="false"/>
+                <w:bCs w:val="false"/>
+                <w:sz w:val="18"/>
+                <w:szCs w:val="18"/>
+                <w:rtl/>
+              </w:rPr>
+              <w:t xml:space="preserve">الصفة</w:t>
+            </w:r>
+          </w:p>
+        </w:tc>
+        <w:tc>
+          <w:tcPr>
+            <w:tcW w:type="dxa" w:w="6900"/>
+            <w:tcMar>
+              <w:top w:type="dxa" w:w="40"/>
+              <w:left w:type="dxa" w:w="70"/>
+              <w:bottom w:type="dxa" w:w="40"/>
+              <w:right w:type="dxa" w:w="70"/>
+            </w:tcMar>
+          </w:tcPr>
+          <w:p>
+            <w:pPr>
+              <w:bidi/>
+              <w:jc w:val="right"/>
+            </w:pPr>
+            <w:r>
+              <w:rPr>
+                <w:rFonts w:ascii="Arial" w:cs="Arial" w:eastAsia="Arial" w:hAnsi="Arial"/>
+                <w:b w:val="false"/>
+                <w:bCs w:val="false"/>
+                <w:sz w:val="18"/>
+                <w:szCs w:val="18"/>
+                <w:rtl/>
+              </w:rPr>
+              <w:t xml:space="preserve">مالك المنتج / المدير العام</w:t>
+            </w:r>
+          </w:p>
+        </w:tc>
+      </w:tr>
+      <w:tr>
+        <w:tc>
+          <w:tcPr>
+            <w:tcW w:type="dxa" w:w="3200"/>
+            <w:tcMar>
+              <w:top w:type="dxa" w:w="40"/>
+              <w:left w:type="dxa" w:w="70"/>
+              <w:bottom w:type="dxa" w:w="40"/>
+              <w:right w:type="dxa" w:w="70"/>
+            </w:tcMar>
+          </w:tcPr>
+          <w:p>
+            <w:pPr>
+              <w:bidi/>
+              <w:jc w:val="right"/>
+            </w:pPr>
+            <w:r>
+              <w:rPr>
+                <w:rFonts w:ascii="Arial" w:cs="Arial" w:eastAsia="Arial" w:hAnsi="Arial"/>
+                <w:b w:val="false"/>
+                <w:bCs w:val="false"/>
+                <w:sz w:val="18"/>
+                <w:szCs w:val="18"/>
+                <w:rtl/>
+              </w:rPr>
+              <w:t xml:space="preserve">القرار</w:t>
+            </w:r>
+          </w:p>
+        </w:tc>
+        <w:tc>
+          <w:tcPr>
+            <w:tcW w:type="dxa" w:w="6900"/>
+            <w:tcMar>
+              <w:top w:type="dxa" w:w="40"/>
+              <w:left w:type="dxa" w:w="70"/>
+              <w:bottom w:type="dxa" w:w="40"/>
+              <w:right w:type="dxa" w:w="70"/>
+            </w:tcMar>
+          </w:tcPr>
+          <w:p>
+            <w:pPr>
+              <w:bidi/>
+              <w:jc w:val="right"/>
+            </w:pPr>
+            <w:r>
+              <w:rPr>
+                <w:rFonts w:ascii="Arial" w:cs="Arial" w:eastAsia="Arial" w:hAnsi="Arial"/>
+                <w:b w:val="false"/>
+                <w:bCs w:val="false"/>
+                <w:sz w:val="18"/>
+                <w:szCs w:val="18"/>
+                <w:rtl/>
+              </w:rPr>
+              <w:t xml:space="preserve">UAT ACCEPTED — TEST &amp; RC CLOSURE APPROVED</w:t>
+            </w:r>
+          </w:p>
+        </w:tc>
+      </w:tr>
+      <w:tr>
+        <w:tc>
+          <w:tcPr>
+            <w:tcW w:type="dxa" w:w="3200"/>
+            <w:tcMar>
+              <w:top w:type="dxa" w:w="40"/>
+              <w:left w:type="dxa" w:w="70"/>
+              <w:bottom w:type="dxa" w:w="40"/>
+              <w:right w:type="dxa" w:w="70"/>
+            </w:tcMar>
+          </w:tcPr>
+          <w:p>
+            <w:pPr>
+              <w:bidi/>
+              <w:jc w:val="right"/>
+            </w:pPr>
+            <w:r>
+              <w:rPr>
+                <w:rFonts w:ascii="Arial" w:cs="Arial" w:eastAsia="Arial" w:hAnsi="Arial"/>
+                <w:b w:val="false"/>
+                <w:bCs w:val="false"/>
+                <w:sz w:val="18"/>
+                <w:szCs w:val="18"/>
+                <w:rtl/>
+              </w:rPr>
+              <w:t xml:space="preserve">التاريخ</w:t>
+            </w:r>
+          </w:p>
+        </w:tc>
+        <w:tc>
+          <w:tcPr>
+            <w:tcW w:type="dxa" w:w="6900"/>
+            <w:tcMar>
+              <w:top w:type="dxa" w:w="40"/>
+              <w:left w:type="dxa" w:w="70"/>
+              <w:bottom w:type="dxa" w:w="40"/>
+              <w:right w:type="dxa" w:w="70"/>
+            </w:tcMar>
+          </w:tcPr>
+          <w:p>
+            <w:pPr>
+              <w:bidi/>
+              <w:jc w:val="right"/>
+            </w:pPr>
+            <w:r>
+              <w:rPr>
+                <w:rFonts w:ascii="Arial" w:cs="Arial" w:eastAsia="Arial" w:hAnsi="Arial"/>
+                <w:b w:val="false"/>
+                <w:bCs w:val="false"/>
+                <w:sz w:val="18"/>
+                <w:szCs w:val="18"/>
+                <w:rtl/>
+              </w:rPr>
+              <w:t xml:space="preserve">23 أغسطس 2026</w:t>
+            </w:r>
+          </w:p>
+        </w:tc>
+      </w:tr>
+      <w:tr>
+        <w:tc>
+          <w:tcPr>
+            <w:tcW w:type="dxa" w:w="3200"/>
+            <w:tcMar>
+              <w:top w:type="dxa" w:w="40"/>
+              <w:left w:type="dxa" w:w="70"/>
+              <w:bottom w:type="dxa" w:w="40"/>
+              <w:right w:type="dxa" w:w="70"/>
+            </w:tcMar>
+          </w:tcPr>
+          <w:p>
+            <w:pPr>
+              <w:bidi/>
+              <w:jc w:val="right"/>
+            </w:pPr>
+            <w:r>
+              <w:rPr>
+                <w:rFonts w:ascii="Arial" w:cs="Arial" w:eastAsia="Arial" w:hAnsi="Arial"/>
+                <w:b w:val="false"/>
+                <w:bCs w:val="false"/>
+                <w:sz w:val="18"/>
+                <w:szCs w:val="18"/>
+                <w:rtl/>
+              </w:rPr>
+              <w:t xml:space="preserve">النطاق المعتمد</w:t>
+            </w:r>
+          </w:p>
+        </w:tc>
+        <w:tc>
+          <w:tcPr>
+            <w:tcW w:type="dxa" w:w="6900"/>
+            <w:tcMar>
+              <w:top w:type="dxa" w:w="40"/>
+              <w:left w:type="dxa" w:w="70"/>
+              <w:bottom w:type="dxa" w:w="40"/>
+              <w:right w:type="dxa" w:w="70"/>
+            </w:tcMar>
+          </w:tcPr>
+          <w:p>
+            <w:pPr>
+              <w:bidi/>
+              <w:jc w:val="right"/>
+            </w:pPr>
+            <w:r>
+              <w:rPr>
+                <w:rFonts w:ascii="Arial" w:cs="Arial" w:eastAsia="Arial" w:hAnsi="Arial"/>
+                <w:b w:val="false"/>
+                <w:bCs w:val="false"/>
+                <w:sz w:val="18"/>
+                <w:szCs w:val="18"/>
+                <w:rtl/>
+              </w:rPr>
+              <w:t xml:space="preserve">نتائج UAT وإغلاق TEST وRC وظيفيًا وأمنيًا وتوثيقيًا</w:t>
+            </w:r>
+          </w:p>
+        </w:tc>
+      </w:tr>
+      <w:tr>
+        <w:tc>
+          <w:tcPr>
+            <w:tcW w:type="dxa" w:w="3200"/>
+            <w:tcMar>
+              <w:top w:type="dxa" w:w="40"/>
+              <w:left w:type="dxa" w:w="70"/>
+              <w:bottom w:type="dxa" w:w="40"/>
+              <w:right w:type="dxa" w:w="70"/>
+            </w:tcMar>
+          </w:tcPr>
+          <w:p>
+            <w:pPr>
+              <w:bidi/>
+              <w:jc w:val="right"/>
+            </w:pPr>
+            <w:r>
+              <w:rPr>
+                <w:rFonts w:ascii="Arial" w:cs="Arial" w:eastAsia="Arial" w:hAnsi="Arial"/>
+                <w:b w:val="false"/>
+                <w:bCs w:val="false"/>
+                <w:sz w:val="18"/>
+                <w:szCs w:val="18"/>
+                <w:rtl/>
+              </w:rPr>
+              <w:t xml:space="preserve">حالة الإنتاج</w:t>
+            </w:r>
+          </w:p>
+        </w:tc>
+        <w:tc>
+          <w:tcPr>
+            <w:tcW w:type="dxa" w:w="6900"/>
+            <w:tcMar>
+              <w:top w:type="dxa" w:w="40"/>
+              <w:left w:type="dxa" w:w="70"/>
+              <w:bottom w:type="dxa" w:w="40"/>
+              <w:right w:type="dxa" w:w="70"/>
+            </w:tcMar>
+          </w:tcPr>
+          <w:p>
+            <w:pPr>
+              <w:bidi/>
+              <w:jc w:val="right"/>
+            </w:pPr>
+            <w:r>
+              <w:rPr>
+                <w:rFonts w:ascii="Arial" w:cs="Arial" w:eastAsia="Arial" w:hAnsi="Arial"/>
+                <w:b w:val="false"/>
+                <w:bCs w:val="false"/>
+                <w:sz w:val="18"/>
+                <w:szCs w:val="18"/>
+                <w:rtl/>
+              </w:rPr>
+              <w:t xml:space="preserve">غير مصرح بالنشر على الإنتاج</w:t>
+            </w:r>
+          </w:p>
+        </w:tc>
+      </w:tr>
+    </w:tbl>
+    <w:p>
+      <w:pPr>
+        <w:pStyle w:val="Heading2"/>
+        <w:bidi/>
+        <w:spacing w:after="100" w:before="180"/>
+        <w:jc w:val="right"/>
+      </w:pPr>
+      <w:r>
+        <w:rPr>
+          <w:rFonts w:ascii="Arial" w:cs="Arial" w:eastAsia="Arial" w:hAnsi="Arial"/>
+          <w:b/>
+          <w:bCs/>
+          <w:rtl/>
+        </w:rPr>
+        <w:t xml:space="preserve">جدول التواقيع</w:t>
       </w:r>
     </w:p>
     <w:tbl>
@@ -14967,7 +15500,7 @@
                 <w:szCs w:val="18"/>
                 <w:rtl/>
               </w:rPr>
-              <w:t xml:space="preserve"/>
+              <w:t xml:space="preserve">وكيل التوثيق الآليّ</w:t>
             </w:r>
           </w:p>
         </w:tc>
@@ -14995,7 +15528,7 @@
                 <w:szCs w:val="18"/>
                 <w:rtl/>
               </w:rPr>
-              <w:t xml:space="preserve"/>
+              <w:t xml:space="preserve">أُعدَّت الأدلّة</w:t>
             </w:r>
           </w:p>
         </w:tc>
@@ -15023,7 +15556,7 @@
                 <w:szCs w:val="18"/>
                 <w:rtl/>
               </w:rPr>
-              <w:t xml:space="preserve"/>
+              <w:t xml:space="preserve">23 أغسطس 2026</w:t>
             </w:r>
           </w:p>
         </w:tc>
@@ -15051,7 +15584,7 @@
                 <w:szCs w:val="18"/>
                 <w:rtl/>
               </w:rPr>
-              <w:t xml:space="preserve"/>
+              <w:t xml:space="preserve">—</w:t>
             </w:r>
           </w:p>
         </w:tc>
@@ -15109,7 +15642,7 @@
                 <w:szCs w:val="18"/>
                 <w:rtl/>
               </w:rPr>
-              <w:t xml:space="preserve"/>
+              <w:t xml:space="preserve">إبراهيم البحراوي</w:t>
             </w:r>
           </w:p>
         </w:tc>
@@ -15137,7 +15670,7 @@
                 <w:szCs w:val="18"/>
                 <w:rtl/>
               </w:rPr>
-              <w:t xml:space="preserve"/>
+              <w:t xml:space="preserve">رُوجِعت الأدلّة</w:t>
             </w:r>
           </w:p>
         </w:tc>
@@ -15165,7 +15698,7 @@
                 <w:szCs w:val="18"/>
                 <w:rtl/>
               </w:rPr>
-              <w:t xml:space="preserve"/>
+              <w:t xml:space="preserve">23 أغسطس 2026</w:t>
             </w:r>
           </w:p>
         </w:tc>
@@ -15193,7 +15726,7 @@
                 <w:szCs w:val="18"/>
                 <w:rtl/>
               </w:rPr>
-              <w:t xml:space="preserve"/>
+              <w:t xml:space="preserve">✔</w:t>
             </w:r>
           </w:p>
         </w:tc>
@@ -15251,7 +15784,7 @@
                 <w:szCs w:val="18"/>
                 <w:rtl/>
               </w:rPr>
-              <w:t xml:space="preserve"/>
+              <w:t xml:space="preserve">إبراهيم البحراوي</w:t>
             </w:r>
           </w:p>
         </w:tc>
@@ -15279,7 +15812,7 @@
                 <w:szCs w:val="18"/>
                 <w:rtl/>
               </w:rPr>
-              <w:t xml:space="preserve">GO / NO-GO</w:t>
+              <w:t xml:space="preserve">UAT ACCEPTED — GO (TEST &amp; RC فقط · الإنتاج NO-GO)</w:t>
             </w:r>
           </w:p>
         </w:tc>
@@ -15307,7 +15840,7 @@
                 <w:szCs w:val="18"/>
                 <w:rtl/>
               </w:rPr>
-              <w:t xml:space="preserve"/>
+              <w:t xml:space="preserve">23 أغسطس 2026</w:t>
             </w:r>
           </w:p>
         </w:tc>
@@ -15335,7 +15868,7 @@
                 <w:szCs w:val="18"/>
                 <w:rtl/>
               </w:rPr>
-              <w:t xml:space="preserve"/>
+              <w:t xml:space="preserve">✔</w:t>
             </w:r>
           </w:p>
         </w:tc>
